--- a/outils/reference.docx
+++ b/outils/reference.docx
@@ -406,14 +406,14 @@
       <w:rPr>
         <w:rFonts w:ascii="Calibri" w:hAnsi="Calibri"/>
         <w:sz w:val="18"/>
-        <w:color w:val="595959"/>
+        <w:color w:val="3F3F3F"/>
       </w:rPr>
     </w:pPr>
     <w:r>
       <w:rPr>
         <w:rFonts w:ascii="Calibri" w:hAnsi="Calibri"/>
         <w:sz w:val="18"/>
-        <w:color w:val="595959"/>
+        <w:color w:val="3F3F3F"/>
       </w:rPr>
       <w:fldChar w:fldCharType="begin"/>
     </w:r>
@@ -619,7 +619,7 @@
       <w:rFonts w:asciiTheme="majorHAnsi" w:eastAsiaTheme="majorEastAsia" w:hAnsiTheme="majorHAnsi" w:cstheme="majorBidi"/>
       <w:b/>
       <w:bCs/>
-      <w:color w:val="345A8A" w:themeColor="accent1" w:themeShade="B5"/>
+      <w:color w:val="545454"/>
       <w:sz w:val="36"/>
       <w:szCs w:val="36"/>
     </w:rPr>
@@ -675,7 +675,7 @@
       <w:sz w:val="20"/>
       <w:szCs w:val="20"/>
       <w:b/>
-      <w:color w:val="345A8A"/>
+      <w:color w:val="545454"/>
       &gt;
     </w:rPr>
   </w:style>
@@ -717,7 +717,7 @@
     </w:pPr>
     <w:rPr>
       <w:rFonts w:asciiTheme="majorHAnsi" w:eastAsiaTheme="majorEastAsia" w:hAnsiTheme="majorHAnsi" w:cstheme="majorBidi"/>
-      <w:color w:val="4F81BD" w:themeColor="accent1"/>
+      <w:color w:val="797979"/>
       <w:sz w:val="24"/>
       <w:szCs w:val="24"/>
     </w:rPr>
@@ -737,7 +737,7 @@
     </w:pPr>
     <w:rPr>
       <w:rFonts w:asciiTheme="majorHAnsi" w:eastAsiaTheme="majorEastAsia" w:hAnsiTheme="majorHAnsi" w:cstheme="majorBidi"/>
-      <w:color w:val="4F81BD" w:themeColor="accent1"/>
+      <w:color w:val="797979"/>
       <w:sz w:val="24"/>
       <w:szCs w:val="24"/>
     </w:rPr>
@@ -757,7 +757,7 @@
     </w:pPr>
     <w:rPr>
       <w:rFonts w:asciiTheme="majorHAnsi" w:eastAsiaTheme="majorEastAsia" w:hAnsiTheme="majorHAnsi" w:cstheme="majorBidi"/>
-      <w:color w:val="4F81BD" w:themeColor="accent1"/>
+      <w:color w:val="797979"/>
       <w:sz w:val="24"/>
       <w:szCs w:val="24"/>
     </w:rPr>
@@ -777,7 +777,7 @@
     </w:pPr>
     <w:rPr>
       <w:rFonts w:asciiTheme="majorHAnsi" w:eastAsiaTheme="majorEastAsia" w:hAnsiTheme="majorHAnsi" w:cstheme="majorBidi"/>
-      <w:color w:val="4F81BD" w:themeColor="accent1"/>
+      <w:color w:val="797979"/>
       <w:sz w:val="24"/>
       <w:szCs w:val="24"/>
     </w:rPr>
@@ -865,7 +865,7 @@
     <w:name w:val="Hyperlink"/>
     <w:basedOn w:val="BodyTextChar"/>
     <w:rPr>
-      <w:color w:val="4F81BD" w:themeColor="accent1"/>
+      <w:color w:val="797979"/>
     </w:rPr>
   </w:style>
   <w:style w:type="paragraph" w:customStyle="0" w:styleId="BodyText">
@@ -902,6 +902,10 @@
       <w:keepNext/>
       <w:pageBreakBefore/>
       <w:spacing w:before="2400" w:after="600"/>
+      <w:pBdr>
+        <w:top w:val="single" w:sz="6" w:space="14" w:color="000000"/>
+        <w:bottom w:val="single" w:sz="6" w:space="14" w:color="000000"/>
+      </w:pBdr>
       <w:jc w:val="center"/>
       <w:outlineLvl w:val="0"/>
     </w:pPr>
@@ -909,9 +913,10 @@
       <w:rFonts w:ascii="Cambria" w:hAnsi="Cambria" w:cs="Cambria"/>
       <w:b/>
       <w:smallCaps/>
-      <w:color w:val="1F3864"/>
-      <w:sz w:val="52"/>
-      <w:szCs w:val="52"/>
+      <w:color w:val="000000"/>
+      <w:sz w:val="48"/>
+      <w:szCs w:val="48"/>
+      <w:spacing w:val="30"/>
     </w:rPr>
   </w:style>
   <w:style w:type="paragraph" w:customStyle="0" w:styleId="Heading2">
@@ -923,14 +928,14 @@
       <w:pageBreakBefore/>
       <w:spacing w:before="0" w:after="360"/>
       <w:pBdr>
-        <w:bottom w:val="single" w:sz="8" w:space="6" w:color="1F3864"/>
+        <w:bottom w:val="single" w:sz="12" w:space="8" w:color="000000"/>
       </w:pBdr>
       <w:outlineLvl w:val="1"/>
     </w:pPr>
     <w:rPr>
       <w:rFonts w:ascii="Cambria" w:hAnsi="Cambria" w:cs="Cambria"/>
       <w:b/>
-      <w:color w:val="1F3864"/>
+      <w:color w:val="000000"/>
       <w:sz w:val="38"/>
       <w:szCs w:val="38"/>
     </w:rPr>
@@ -942,13 +947,13 @@
     <w:pPr>
       <w:keepNext/>
       <w:keepLines/>
-      <w:spacing w:before="360" w:after="140"/>
+      <w:spacing w:before="380" w:after="120"/>
       <w:outlineLvl w:val="2"/>
     </w:pPr>
     <w:rPr>
       <w:rFonts w:ascii="Cambria" w:hAnsi="Cambria" w:cs="Cambria"/>
       <w:b/>
-      <w:color w:val="1F3864"/>
+      <w:color w:val="000000"/>
       <w:sz w:val="28"/>
       <w:szCs w:val="28"/>
     </w:rPr>
@@ -967,7 +972,7 @@
       <w:rFonts w:ascii="Cambria" w:hAnsi="Cambria" w:cs="Cambria"/>
       <w:b/>
       <w:i/>
-      <w:color w:val="1F3864"/>
+      <w:color w:val="000000"/>
       <w:sz w:val="24"/>
       <w:szCs w:val="24"/>
     </w:rPr>
@@ -994,11 +999,11 @@
     <w:basedOn w:val="Normal"/>
     <w:pPr>
       <w:pBdr>
-        <w:left w:val="single" w:sz="18" w:space="10" w:color="1F3864"/>
+        <w:top w:val="single" w:sz="4" w:space="6" w:color="8C8C8C"/>
+        <w:bottom w:val="single" w:sz="4" w:space="6" w:color="8C8C8C"/>
       </w:pBdr>
-      <w:shd w:val="clear" w:fill="F2F5FA"/>
-      <w:spacing w:before="160" w:after="160" w:line="264" w:lineRule="auto"/>
-      <w:ind w:left="284" w:right="142"/>
+      <w:spacing w:before="100" w:after="120" w:line="252" w:lineRule="auto"/>
+      <w:ind w:left="284" w:right="170"/>
     </w:pPr>
     <w:rPr>
       <w:rFonts w:ascii="Calibri" w:hAnsi="Calibri" w:cs="Calibri"/>
@@ -1017,7 +1022,7 @@
     <w:rPr>
       <w:rFonts w:ascii="Calibri" w:hAnsi="Calibri" w:cs="Calibri"/>
       <w:i/>
-      <w:color w:val="595959"/>
+      <w:color w:val="3F3F3F"/>
       <w:sz w:val="18"/>
       <w:szCs w:val="18"/>
     </w:rPr>
@@ -1033,7 +1038,7 @@
     <w:rPr>
       <w:rFonts w:ascii="Calibri" w:hAnsi="Calibri" w:cs="Calibri"/>
       <w:i/>
-      <w:color w:val="595959"/>
+      <w:color w:val="3F3F3F"/>
       <w:sz w:val="18"/>
       <w:szCs w:val="18"/>
     </w:rPr>
@@ -1072,9 +1077,9 @@
     <w:basedOn w:val="Normal"/>
     <w:pPr>
       <w:pBdr>
-        <w:left w:val="single" w:sz="12" w:space="8" w:color="BFBFBF"/>
+        <w:left w:val="single" w:sz="12" w:space="8" w:color="8C8C8C"/>
       </w:pBdr>
-      <w:shd w:val="clear" w:fill="F7F7F7"/>
+      <w:shd w:val="clear" w:fill="F2F2F2"/>
       <w:spacing w:before="120" w:after="120" w:line="240" w:lineRule="auto"/>
       <w:ind w:left="170"/>
       <w:jc w:val="left"/>
@@ -1105,15 +1110,19 @@
       <w:keepNext/>
       <w:pageBreakBefore/>
       <w:spacing w:before="0" w:after="360"/>
+      <w:pBdr>
+        <w:bottom w:val="single" w:sz="6" w:space="12" w:color="000000"/>
+      </w:pBdr>
       <w:jc w:val="center"/>
     </w:pPr>
     <w:rPr>
       <w:rFonts w:ascii="Cambria" w:hAnsi="Cambria" w:cs="Cambria"/>
       <w:b/>
       <w:smallCaps/>
-      <w:color w:val="1F3864"/>
+      <w:color w:val="000000"/>
       <w:sz w:val="38"/>
       <w:szCs w:val="38"/>
+      <w:spacing w:val="30"/>
     </w:rPr>
   </w:style>
   <w:style w:type="character" w:styleId="VerbatimChar">

--- a/outils/reference.docx
+++ b/outils/reference.docx
@@ -385,7 +385,7 @@
     <w:sectPr>
       <w:footerReference w:type="default" r:id="rIdFooterManuel"/>
       <w:pgSz w:w="11906" w:h="16838"/>
-      <w:pgMar w:top="1418" w:right="1418" w:bottom="1418" w:left="1701" w:header="709" w:footer="709" w:gutter="0"/>
+      <w:pgMar w:top="1418" w:right="1588" w:bottom="1531" w:left="1814" w:header="709" w:footer="794" w:gutter="0"/>
       <w:pgNumType w:start="1"/>
       <w:cols w:space="708"/>
       <w:docGrid w:linePitch="360"/>
